--- a/python/p8_python_extras_of_basic.docx
+++ b/python/p8_python_extras_of_basic.docx
@@ -7,17 +7,17 @@
         <w:jc w:val="center"/>
         <w:rPr>
           <w:rFonts w:ascii="Calibri" w:hAnsi="Calibri" w:cs="Calibri"/>
-          <w:sz w:val="36"/>
-          <w:szCs w:val="36"/>
-        </w:rPr>
-      </w:pPr>
-      <w:r>
-        <w:rPr>
-          <w:rFonts w:ascii="Calibri" w:hAnsi="Calibri" w:cs="Calibri"/>
-          <w:b/>
-          <w:bCs/>
-          <w:sz w:val="44"/>
-          <w:szCs w:val="44"/>
+          <w:sz w:val="34"/>
+          <w:szCs w:val="34"/>
+        </w:rPr>
+      </w:pPr>
+      <w:r>
+        <w:rPr>
+          <w:rFonts w:ascii="Calibri" w:hAnsi="Calibri" w:cs="Calibri"/>
+          <w:b/>
+          <w:bCs/>
+          <w:sz w:val="42"/>
+          <w:szCs w:val="42"/>
         </w:rPr>
         <w:t>INDEX</w:t>
       </w:r>
@@ -72,15 +72,15 @@
           <w:rFonts w:ascii="Calibri" w:hAnsi="Calibri" w:cs="Calibri"/>
           <w:b/>
           <w:bCs/>
-          <w:sz w:val="36"/>
-          <w:szCs w:val="36"/>
-        </w:rPr>
-      </w:pPr>
-      <w:r>
-        <w:rPr>
-          <w:rFonts w:ascii="Calibri" w:hAnsi="Calibri" w:cs="Calibri"/>
-          <w:sz w:val="36"/>
-          <w:szCs w:val="36"/>
+          <w:sz w:val="34"/>
+          <w:szCs w:val="34"/>
+        </w:rPr>
+      </w:pPr>
+      <w:r>
+        <w:rPr>
+          <w:rFonts w:ascii="Calibri" w:hAnsi="Calibri" w:cs="Calibri"/>
+          <w:sz w:val="34"/>
+          <w:szCs w:val="34"/>
         </w:rPr>
         <w:br w:type="page"/>
       </w:r>
@@ -89,8 +89,8 @@
           <w:rFonts w:ascii="Calibri" w:hAnsi="Calibri" w:cs="Calibri"/>
           <w:b/>
           <w:bCs/>
-          <w:sz w:val="36"/>
-          <w:szCs w:val="36"/>
+          <w:sz w:val="34"/>
+          <w:szCs w:val="34"/>
         </w:rPr>
         <w:lastRenderedPageBreak/>
         <w:t>Python Interpreter:</w:t>
@@ -101,31 +101,31 @@
         <w:jc w:val="both"/>
         <w:rPr>
           <w:rFonts w:ascii="Calibri" w:hAnsi="Calibri" w:cs="Calibri"/>
-          <w:sz w:val="36"/>
-          <w:szCs w:val="36"/>
-        </w:rPr>
-      </w:pPr>
-      <w:r>
-        <w:rPr>
-          <w:rFonts w:ascii="Calibri" w:hAnsi="Calibri" w:cs="Calibri"/>
-          <w:sz w:val="36"/>
-          <w:szCs w:val="36"/>
+          <w:sz w:val="34"/>
+          <w:szCs w:val="34"/>
+        </w:rPr>
+      </w:pPr>
+      <w:r>
+        <w:rPr>
+          <w:rFonts w:ascii="Calibri" w:hAnsi="Calibri" w:cs="Calibri"/>
+          <w:sz w:val="34"/>
+          <w:szCs w:val="34"/>
         </w:rPr>
         <w:t># A Python interpreter is a software program that translates and executes human-readable Python code into instructions (Compiled to Byte</w:t>
       </w:r>
       <w:r>
         <w:rPr>
           <w:rFonts w:ascii="Calibri" w:hAnsi="Calibri" w:cs="Calibri"/>
-          <w:sz w:val="36"/>
-          <w:szCs w:val="36"/>
+          <w:sz w:val="34"/>
+          <w:szCs w:val="34"/>
         </w:rPr>
         <w:t>c</w:t>
       </w:r>
       <w:r>
         <w:rPr>
           <w:rFonts w:ascii="Calibri" w:hAnsi="Calibri" w:cs="Calibri"/>
-          <w:sz w:val="36"/>
-          <w:szCs w:val="36"/>
+          <w:sz w:val="34"/>
+          <w:szCs w:val="34"/>
         </w:rPr>
         <w:t>ode) a computer can understand</w:t>
       </w:r>
@@ -135,15 +135,15 @@
         <w:jc w:val="both"/>
         <w:rPr>
           <w:rFonts w:ascii="Calibri" w:hAnsi="Calibri" w:cs="Calibri"/>
-          <w:sz w:val="36"/>
-          <w:szCs w:val="36"/>
-        </w:rPr>
-      </w:pPr>
-      <w:r>
-        <w:rPr>
-          <w:rFonts w:ascii="Calibri" w:hAnsi="Calibri" w:cs="Calibri"/>
-          <w:sz w:val="36"/>
-          <w:szCs w:val="36"/>
+          <w:sz w:val="34"/>
+          <w:szCs w:val="34"/>
+        </w:rPr>
+      </w:pPr>
+      <w:r>
+        <w:rPr>
+          <w:rFonts w:ascii="Calibri" w:hAnsi="Calibri" w:cs="Calibri"/>
+          <w:sz w:val="34"/>
+          <w:szCs w:val="34"/>
         </w:rPr>
         <w:t># Unlike compiled languages (like C++) which translate the entire program before running it (</w:t>
       </w:r>
@@ -152,16 +152,16 @@
           <w:rFonts w:ascii="Calibri" w:hAnsi="Calibri" w:cs="Calibri"/>
           <w:b/>
           <w:bCs/>
-          <w:sz w:val="36"/>
-          <w:szCs w:val="36"/>
+          <w:sz w:val="34"/>
+          <w:szCs w:val="34"/>
         </w:rPr>
         <w:t>AOT</w:t>
       </w:r>
       <w:r>
         <w:rPr>
           <w:rFonts w:ascii="Calibri" w:hAnsi="Calibri" w:cs="Calibri"/>
-          <w:sz w:val="36"/>
-          <w:szCs w:val="36"/>
+          <w:sz w:val="34"/>
+          <w:szCs w:val="34"/>
         </w:rPr>
         <w:t xml:space="preserve"> or Ahead of Time compilation) like reading the whole book first before translating it at once</w:t>
       </w:r>
@@ -171,15 +171,15 @@
         <w:jc w:val="both"/>
         <w:rPr>
           <w:rFonts w:ascii="Calibri" w:hAnsi="Calibri" w:cs="Calibri"/>
-          <w:sz w:val="36"/>
-          <w:szCs w:val="36"/>
-        </w:rPr>
-      </w:pPr>
-      <w:r>
-        <w:rPr>
-          <w:rFonts w:ascii="Calibri" w:hAnsi="Calibri" w:cs="Calibri"/>
-          <w:sz w:val="36"/>
-          <w:szCs w:val="36"/>
+          <w:sz w:val="34"/>
+          <w:szCs w:val="34"/>
+        </w:rPr>
+      </w:pPr>
+      <w:r>
+        <w:rPr>
+          <w:rFonts w:ascii="Calibri" w:hAnsi="Calibri" w:cs="Calibri"/>
+          <w:sz w:val="34"/>
+          <w:szCs w:val="34"/>
         </w:rPr>
         <w:t># Python uses an interpreter to process and execute code on the fly</w:t>
       </w:r>
@@ -189,25 +189,25 @@
         <w:jc w:val="both"/>
         <w:rPr>
           <w:rFonts w:ascii="Calibri" w:hAnsi="Calibri" w:cs="Calibri"/>
-          <w:sz w:val="36"/>
-          <w:szCs w:val="36"/>
-        </w:rPr>
-      </w:pPr>
-    </w:p>
-    <w:p>
-      <w:pPr>
-        <w:jc w:val="both"/>
-        <w:rPr>
-          <w:rFonts w:ascii="Calibri" w:hAnsi="Calibri" w:cs="Calibri"/>
-          <w:sz w:val="36"/>
-          <w:szCs w:val="36"/>
-        </w:rPr>
-      </w:pPr>
-      <w:r>
-        <w:rPr>
-          <w:rFonts w:ascii="Calibri" w:hAnsi="Calibri" w:cs="Calibri"/>
-          <w:sz w:val="36"/>
-          <w:szCs w:val="36"/>
+          <w:sz w:val="34"/>
+          <w:szCs w:val="34"/>
+        </w:rPr>
+      </w:pPr>
+    </w:p>
+    <w:p>
+      <w:pPr>
+        <w:jc w:val="both"/>
+        <w:rPr>
+          <w:rFonts w:ascii="Calibri" w:hAnsi="Calibri" w:cs="Calibri"/>
+          <w:sz w:val="34"/>
+          <w:szCs w:val="34"/>
+        </w:rPr>
+      </w:pPr>
+      <w:r>
+        <w:rPr>
+          <w:rFonts w:ascii="Calibri" w:hAnsi="Calibri" w:cs="Calibri"/>
+          <w:sz w:val="34"/>
+          <w:szCs w:val="34"/>
         </w:rPr>
         <w:t>Working of Interpreter Under the Hood:</w:t>
       </w:r>
@@ -217,15 +217,15 @@
         <w:jc w:val="both"/>
         <w:rPr>
           <w:rFonts w:ascii="Calibri" w:hAnsi="Calibri" w:cs="Calibri"/>
-          <w:sz w:val="36"/>
-          <w:szCs w:val="36"/>
-        </w:rPr>
-      </w:pPr>
-      <w:r>
-        <w:rPr>
-          <w:rFonts w:ascii="Calibri" w:hAnsi="Calibri" w:cs="Calibri"/>
-          <w:sz w:val="36"/>
-          <w:szCs w:val="36"/>
+          <w:sz w:val="34"/>
+          <w:szCs w:val="34"/>
+        </w:rPr>
+      </w:pPr>
+      <w:r>
+        <w:rPr>
+          <w:rFonts w:ascii="Calibri" w:hAnsi="Calibri" w:cs="Calibri"/>
+          <w:sz w:val="34"/>
+          <w:szCs w:val="34"/>
         </w:rPr>
         <w:t># When a Python script is run, these multi-step pipeline starts:</w:t>
       </w:r>
@@ -240,17 +240,17 @@
         <w:jc w:val="both"/>
         <w:rPr>
           <w:rFonts w:ascii="Calibri" w:hAnsi="Calibri" w:cs="Calibri"/>
-          <w:sz w:val="36"/>
-          <w:szCs w:val="36"/>
-        </w:rPr>
-      </w:pPr>
-      <w:r>
-        <w:rPr>
-          <w:rFonts w:ascii="Calibri" w:hAnsi="Calibri" w:cs="Calibri"/>
-          <w:b/>
-          <w:bCs/>
-          <w:sz w:val="36"/>
-          <w:szCs w:val="36"/>
+          <w:sz w:val="34"/>
+          <w:szCs w:val="34"/>
+        </w:rPr>
+      </w:pPr>
+      <w:r>
+        <w:rPr>
+          <w:rFonts w:ascii="Calibri" w:hAnsi="Calibri" w:cs="Calibri"/>
+          <w:b/>
+          <w:bCs/>
+          <w:sz w:val="34"/>
+          <w:szCs w:val="34"/>
         </w:rPr>
         <w:t xml:space="preserve">Tokenization &amp; </w:t>
       </w:r>
@@ -260,8 +260,8 @@
           <w:rFonts w:ascii="Calibri" w:hAnsi="Calibri" w:cs="Calibri"/>
           <w:b/>
           <w:bCs/>
-          <w:sz w:val="36"/>
-          <w:szCs w:val="36"/>
+          <w:sz w:val="34"/>
+          <w:szCs w:val="34"/>
         </w:rPr>
         <w:t>Lexing</w:t>
       </w:r>
@@ -271,24 +271,24 @@
           <w:rFonts w:ascii="Calibri" w:hAnsi="Calibri" w:cs="Calibri"/>
           <w:b/>
           <w:bCs/>
-          <w:sz w:val="36"/>
-          <w:szCs w:val="36"/>
+          <w:sz w:val="34"/>
+          <w:szCs w:val="34"/>
         </w:rPr>
         <w:t>:</w:t>
       </w:r>
       <w:r>
         <w:rPr>
           <w:rFonts w:ascii="Calibri" w:hAnsi="Calibri" w:cs="Calibri"/>
-          <w:sz w:val="36"/>
-          <w:szCs w:val="36"/>
+          <w:sz w:val="34"/>
+          <w:szCs w:val="34"/>
         </w:rPr>
         <w:t xml:space="preserve"> The interpreter breaks</w:t>
       </w:r>
       <w:r>
         <w:rPr>
           <w:rFonts w:ascii="Calibri" w:hAnsi="Calibri" w:cs="Calibri"/>
-          <w:sz w:val="36"/>
-          <w:szCs w:val="36"/>
+          <w:sz w:val="34"/>
+          <w:szCs w:val="34"/>
         </w:rPr>
         <w:t xml:space="preserve"> down plain text code into basic syntactic chunks called tokens</w:t>
       </w:r>
@@ -303,25 +303,25 @@
         <w:jc w:val="both"/>
         <w:rPr>
           <w:rFonts w:ascii="Calibri" w:hAnsi="Calibri" w:cs="Calibri"/>
-          <w:sz w:val="36"/>
-          <w:szCs w:val="36"/>
-        </w:rPr>
-      </w:pPr>
-      <w:r>
-        <w:rPr>
-          <w:rFonts w:ascii="Calibri" w:hAnsi="Calibri" w:cs="Calibri"/>
-          <w:b/>
-          <w:bCs/>
-          <w:sz w:val="36"/>
-          <w:szCs w:val="36"/>
+          <w:sz w:val="34"/>
+          <w:szCs w:val="34"/>
+        </w:rPr>
+      </w:pPr>
+      <w:r>
+        <w:rPr>
+          <w:rFonts w:ascii="Calibri" w:hAnsi="Calibri" w:cs="Calibri"/>
+          <w:b/>
+          <w:bCs/>
+          <w:sz w:val="34"/>
+          <w:szCs w:val="34"/>
         </w:rPr>
         <w:t xml:space="preserve">Parsing: </w:t>
       </w:r>
       <w:r>
         <w:rPr>
           <w:rFonts w:ascii="Calibri" w:hAnsi="Calibri" w:cs="Calibri"/>
-          <w:sz w:val="36"/>
-          <w:szCs w:val="36"/>
+          <w:sz w:val="34"/>
+          <w:szCs w:val="34"/>
         </w:rPr>
         <w:t>Validates those tokens using Python grammar rules to build an Abstract Syntax Tree (</w:t>
       </w:r>
@@ -330,16 +330,16 @@
           <w:rFonts w:ascii="Calibri" w:hAnsi="Calibri" w:cs="Calibri"/>
           <w:b/>
           <w:bCs/>
-          <w:sz w:val="36"/>
-          <w:szCs w:val="36"/>
+          <w:sz w:val="34"/>
+          <w:szCs w:val="34"/>
         </w:rPr>
         <w:t>AST</w:t>
       </w:r>
       <w:r>
         <w:rPr>
           <w:rFonts w:ascii="Calibri" w:hAnsi="Calibri" w:cs="Calibri"/>
-          <w:sz w:val="36"/>
-          <w:szCs w:val="36"/>
+          <w:sz w:val="34"/>
+          <w:szCs w:val="34"/>
         </w:rPr>
         <w:t>)</w:t>
       </w:r>
@@ -354,25 +354,25 @@
         <w:jc w:val="both"/>
         <w:rPr>
           <w:rFonts w:ascii="Calibri" w:hAnsi="Calibri" w:cs="Calibri"/>
-          <w:sz w:val="36"/>
-          <w:szCs w:val="36"/>
-        </w:rPr>
-      </w:pPr>
-      <w:r>
-        <w:rPr>
-          <w:rFonts w:ascii="Calibri" w:hAnsi="Calibri" w:cs="Calibri"/>
-          <w:b/>
-          <w:bCs/>
-          <w:sz w:val="36"/>
-          <w:szCs w:val="36"/>
+          <w:sz w:val="34"/>
+          <w:szCs w:val="34"/>
+        </w:rPr>
+      </w:pPr>
+      <w:r>
+        <w:rPr>
+          <w:rFonts w:ascii="Calibri" w:hAnsi="Calibri" w:cs="Calibri"/>
+          <w:b/>
+          <w:bCs/>
+          <w:sz w:val="34"/>
+          <w:szCs w:val="34"/>
         </w:rPr>
         <w:t xml:space="preserve">Bytecode: </w:t>
       </w:r>
       <w:r>
         <w:rPr>
           <w:rFonts w:ascii="Calibri" w:hAnsi="Calibri" w:cs="Calibri"/>
-          <w:sz w:val="36"/>
-          <w:szCs w:val="36"/>
+          <w:sz w:val="34"/>
+          <w:szCs w:val="34"/>
         </w:rPr>
         <w:t xml:space="preserve">The interpreter compiles the </w:t>
       </w:r>
@@ -381,16 +381,16 @@
           <w:rFonts w:ascii="Calibri" w:hAnsi="Calibri" w:cs="Calibri"/>
           <w:b/>
           <w:bCs/>
-          <w:sz w:val="36"/>
-          <w:szCs w:val="36"/>
+          <w:sz w:val="34"/>
+          <w:szCs w:val="34"/>
         </w:rPr>
         <w:t xml:space="preserve">AST </w:t>
       </w:r>
       <w:r>
         <w:rPr>
           <w:rFonts w:ascii="Calibri" w:hAnsi="Calibri" w:cs="Calibri"/>
-          <w:sz w:val="36"/>
-          <w:szCs w:val="36"/>
+          <w:sz w:val="34"/>
+          <w:szCs w:val="34"/>
         </w:rPr>
         <w:t>into a low-level, platform independent format called Bytecode (saved as</w:t>
       </w:r>
@@ -399,8 +399,8 @@
           <w:rFonts w:ascii="Calibri" w:hAnsi="Calibri" w:cs="Calibri"/>
           <w:b/>
           <w:bCs/>
-          <w:sz w:val="36"/>
-          <w:szCs w:val="36"/>
+          <w:sz w:val="34"/>
+          <w:szCs w:val="34"/>
         </w:rPr>
         <w:t xml:space="preserve"> .</w:t>
       </w:r>
@@ -410,8 +410,8 @@
           <w:rFonts w:ascii="Calibri" w:hAnsi="Calibri" w:cs="Calibri"/>
           <w:b/>
           <w:bCs/>
-          <w:sz w:val="36"/>
-          <w:szCs w:val="36"/>
+          <w:sz w:val="34"/>
+          <w:szCs w:val="34"/>
         </w:rPr>
         <w:t>pyc</w:t>
       </w:r>
@@ -419,8 +419,8 @@
       <w:r>
         <w:rPr>
           <w:rFonts w:ascii="Calibri" w:hAnsi="Calibri" w:cs="Calibri"/>
-          <w:sz w:val="36"/>
-          <w:szCs w:val="36"/>
+          <w:sz w:val="34"/>
+          <w:szCs w:val="34"/>
         </w:rPr>
         <w:t xml:space="preserve"> file in a</w:t>
       </w:r>
@@ -429,8 +429,8 @@
           <w:rFonts w:ascii="Calibri" w:hAnsi="Calibri" w:cs="Calibri"/>
           <w:b/>
           <w:bCs/>
-          <w:sz w:val="36"/>
-          <w:szCs w:val="36"/>
+          <w:sz w:val="34"/>
+          <w:szCs w:val="34"/>
         </w:rPr>
         <w:t xml:space="preserve"> _</w:t>
       </w:r>
@@ -440,8 +440,8 @@
           <w:rFonts w:ascii="Calibri" w:hAnsi="Calibri" w:cs="Calibri"/>
           <w:b/>
           <w:bCs/>
-          <w:sz w:val="36"/>
-          <w:szCs w:val="36"/>
+          <w:sz w:val="34"/>
+          <w:szCs w:val="34"/>
         </w:rPr>
         <w:t>pycahce</w:t>
       </w:r>
@@ -451,16 +451,16 @@
           <w:rFonts w:ascii="Calibri" w:hAnsi="Calibri" w:cs="Calibri"/>
           <w:b/>
           <w:bCs/>
-          <w:sz w:val="36"/>
-          <w:szCs w:val="36"/>
+          <w:sz w:val="34"/>
+          <w:szCs w:val="34"/>
         </w:rPr>
         <w:t>_</w:t>
       </w:r>
       <w:r>
         <w:rPr>
           <w:rFonts w:ascii="Calibri" w:hAnsi="Calibri" w:cs="Calibri"/>
-          <w:sz w:val="36"/>
-          <w:szCs w:val="36"/>
+          <w:sz w:val="34"/>
+          <w:szCs w:val="34"/>
         </w:rPr>
         <w:t xml:space="preserve"> folder)</w:t>
       </w:r>
@@ -475,25 +475,25 @@
         <w:jc w:val="both"/>
         <w:rPr>
           <w:rFonts w:ascii="Calibri" w:hAnsi="Calibri" w:cs="Calibri"/>
-          <w:sz w:val="36"/>
-          <w:szCs w:val="36"/>
-        </w:rPr>
-      </w:pPr>
-      <w:r>
-        <w:rPr>
-          <w:rFonts w:ascii="Calibri" w:hAnsi="Calibri" w:cs="Calibri"/>
-          <w:b/>
-          <w:bCs/>
-          <w:sz w:val="36"/>
-          <w:szCs w:val="36"/>
+          <w:sz w:val="34"/>
+          <w:szCs w:val="34"/>
+        </w:rPr>
+      </w:pPr>
+      <w:r>
+        <w:rPr>
+          <w:rFonts w:ascii="Calibri" w:hAnsi="Calibri" w:cs="Calibri"/>
+          <w:b/>
+          <w:bCs/>
+          <w:sz w:val="34"/>
+          <w:szCs w:val="34"/>
         </w:rPr>
         <w:t xml:space="preserve">PVM Execution: </w:t>
       </w:r>
       <w:r>
         <w:rPr>
           <w:rFonts w:ascii="Calibri" w:hAnsi="Calibri" w:cs="Calibri"/>
-          <w:sz w:val="36"/>
-          <w:szCs w:val="36"/>
+          <w:sz w:val="34"/>
+          <w:szCs w:val="34"/>
         </w:rPr>
         <w:t>The Python Virtual Machine (PVM) reads the Bytecode and translates it into raw machine instructions line-by-line for our specific computer CPU</w:t>
       </w:r>
@@ -503,45 +503,45 @@
         <w:jc w:val="both"/>
         <w:rPr>
           <w:rFonts w:ascii="Calibri" w:hAnsi="Calibri" w:cs="Calibri"/>
-          <w:sz w:val="36"/>
-          <w:szCs w:val="36"/>
-        </w:rPr>
-      </w:pPr>
-    </w:p>
-    <w:p>
-      <w:pPr>
-        <w:jc w:val="both"/>
-        <w:rPr>
-          <w:rFonts w:ascii="Calibri" w:hAnsi="Calibri" w:cs="Calibri"/>
-          <w:sz w:val="36"/>
-          <w:szCs w:val="36"/>
-        </w:rPr>
-      </w:pPr>
-      <w:r>
-        <w:rPr>
-          <w:rFonts w:ascii="Calibri" w:hAnsi="Calibri" w:cs="Calibri"/>
-          <w:sz w:val="36"/>
-          <w:szCs w:val="36"/>
+          <w:sz w:val="34"/>
+          <w:szCs w:val="34"/>
+        </w:rPr>
+      </w:pPr>
+    </w:p>
+    <w:p>
+      <w:pPr>
+        <w:jc w:val="both"/>
+        <w:rPr>
+          <w:rFonts w:ascii="Calibri" w:hAnsi="Calibri" w:cs="Calibri"/>
+          <w:sz w:val="34"/>
+          <w:szCs w:val="34"/>
+        </w:rPr>
+      </w:pPr>
+      <w:r>
+        <w:rPr>
+          <w:rFonts w:ascii="Calibri" w:hAnsi="Calibri" w:cs="Calibri"/>
+          <w:sz w:val="34"/>
+          <w:szCs w:val="34"/>
+        </w:rPr>
+        <w:t>Dual Modes of Operation:</w:t>
+      </w:r>
+    </w:p>
+    <w:p>
+      <w:pPr>
+        <w:jc w:val="both"/>
+        <w:rPr>
+          <w:rFonts w:ascii="Calibri" w:hAnsi="Calibri" w:cs="Calibri"/>
+          <w:sz w:val="34"/>
+          <w:szCs w:val="34"/>
+        </w:rPr>
+      </w:pPr>
+      <w:r>
+        <w:rPr>
+          <w:rFonts w:ascii="Calibri" w:hAnsi="Calibri" w:cs="Calibri"/>
+          <w:sz w:val="34"/>
+          <w:szCs w:val="34"/>
         </w:rPr>
         <w:lastRenderedPageBreak/>
-        <w:t>Dual Modes of Operation:</w:t>
-      </w:r>
-    </w:p>
-    <w:p>
-      <w:pPr>
-        <w:jc w:val="both"/>
-        <w:rPr>
-          <w:rFonts w:ascii="Calibri" w:hAnsi="Calibri" w:cs="Calibri"/>
-          <w:sz w:val="36"/>
-          <w:szCs w:val="36"/>
-        </w:rPr>
-      </w:pPr>
-      <w:r>
-        <w:rPr>
-          <w:rFonts w:ascii="Calibri" w:hAnsi="Calibri" w:cs="Calibri"/>
-          <w:sz w:val="36"/>
-          <w:szCs w:val="36"/>
-        </w:rPr>
         <w:t># We can interact with the Python interpreter in two different ways:</w:t>
       </w:r>
     </w:p>
@@ -555,33 +555,33 @@
         <w:jc w:val="both"/>
         <w:rPr>
           <w:rFonts w:ascii="Calibri" w:hAnsi="Calibri" w:cs="Calibri"/>
-          <w:sz w:val="36"/>
-          <w:szCs w:val="36"/>
-        </w:rPr>
-      </w:pPr>
-      <w:r>
-        <w:rPr>
-          <w:rFonts w:ascii="Calibri" w:hAnsi="Calibri" w:cs="Calibri"/>
-          <w:b/>
-          <w:bCs/>
-          <w:sz w:val="36"/>
-          <w:szCs w:val="36"/>
+          <w:sz w:val="34"/>
+          <w:szCs w:val="34"/>
+        </w:rPr>
+      </w:pPr>
+      <w:r>
+        <w:rPr>
+          <w:rFonts w:ascii="Calibri" w:hAnsi="Calibri" w:cs="Calibri"/>
+          <w:b/>
+          <w:bCs/>
+          <w:sz w:val="34"/>
+          <w:szCs w:val="34"/>
         </w:rPr>
         <w:t xml:space="preserve">Script Mode (Non-interactive): </w:t>
       </w:r>
       <w:r>
         <w:rPr>
           <w:rFonts w:ascii="Calibri" w:hAnsi="Calibri" w:cs="Calibri"/>
-          <w:sz w:val="36"/>
-          <w:szCs w:val="36"/>
+          <w:sz w:val="34"/>
+          <w:szCs w:val="34"/>
         </w:rPr>
         <w:t>The interpreter reads a saved text file (like python_script.py), processes the whole file sequentially and outputs the final result</w:t>
       </w:r>
       <w:r>
         <w:rPr>
           <w:rFonts w:ascii="Calibri" w:hAnsi="Calibri" w:cs="Calibri"/>
-          <w:sz w:val="36"/>
-          <w:szCs w:val="36"/>
+          <w:sz w:val="34"/>
+          <w:szCs w:val="34"/>
         </w:rPr>
         <w:t xml:space="preserve"> (USED)</w:t>
       </w:r>
@@ -596,33 +596,33 @@
         <w:jc w:val="both"/>
         <w:rPr>
           <w:rFonts w:ascii="Calibri" w:hAnsi="Calibri" w:cs="Calibri"/>
-          <w:sz w:val="36"/>
-          <w:szCs w:val="36"/>
-        </w:rPr>
-      </w:pPr>
-      <w:r>
-        <w:rPr>
-          <w:rFonts w:ascii="Calibri" w:hAnsi="Calibri" w:cs="Calibri"/>
-          <w:b/>
-          <w:bCs/>
-          <w:sz w:val="36"/>
-          <w:szCs w:val="36"/>
+          <w:sz w:val="34"/>
+          <w:szCs w:val="34"/>
+        </w:rPr>
+      </w:pPr>
+      <w:r>
+        <w:rPr>
+          <w:rFonts w:ascii="Calibri" w:hAnsi="Calibri" w:cs="Calibri"/>
+          <w:b/>
+          <w:bCs/>
+          <w:sz w:val="34"/>
+          <w:szCs w:val="34"/>
         </w:rPr>
         <w:t>REPL Mode (Interactive Shell):</w:t>
       </w:r>
       <w:r>
         <w:rPr>
           <w:rFonts w:ascii="Calibri" w:hAnsi="Calibri" w:cs="Calibri"/>
-          <w:sz w:val="36"/>
-          <w:szCs w:val="36"/>
+          <w:sz w:val="34"/>
+          <w:szCs w:val="34"/>
         </w:rPr>
         <w:t xml:space="preserve"> Short for Read-Eval-Print Loop. Open this by typing python or python3 into our terminal</w:t>
       </w:r>
       <w:r>
         <w:rPr>
           <w:rFonts w:ascii="Calibri" w:hAnsi="Calibri" w:cs="Calibri"/>
-          <w:sz w:val="36"/>
-          <w:szCs w:val="36"/>
+          <w:sz w:val="34"/>
+          <w:szCs w:val="34"/>
         </w:rPr>
         <w:t>. It lets us type code directly line-by-line for immediate execution, which is good for testing and debugging</w:t>
       </w:r>
@@ -632,25 +632,25 @@
         <w:jc w:val="both"/>
         <w:rPr>
           <w:rFonts w:ascii="Calibri" w:hAnsi="Calibri" w:cs="Calibri"/>
-          <w:sz w:val="36"/>
-          <w:szCs w:val="36"/>
-        </w:rPr>
-      </w:pPr>
-    </w:p>
-    <w:p>
-      <w:pPr>
-        <w:jc w:val="both"/>
-        <w:rPr>
-          <w:rFonts w:ascii="Calibri" w:hAnsi="Calibri" w:cs="Calibri"/>
-          <w:sz w:val="36"/>
-          <w:szCs w:val="36"/>
-        </w:rPr>
-      </w:pPr>
-      <w:r>
-        <w:rPr>
-          <w:rFonts w:ascii="Calibri" w:hAnsi="Calibri" w:cs="Calibri"/>
-          <w:sz w:val="36"/>
-          <w:szCs w:val="36"/>
+          <w:sz w:val="34"/>
+          <w:szCs w:val="34"/>
+        </w:rPr>
+      </w:pPr>
+    </w:p>
+    <w:p>
+      <w:pPr>
+        <w:jc w:val="both"/>
+        <w:rPr>
+          <w:rFonts w:ascii="Calibri" w:hAnsi="Calibri" w:cs="Calibri"/>
+          <w:sz w:val="34"/>
+          <w:szCs w:val="34"/>
+        </w:rPr>
+      </w:pPr>
+      <w:r>
+        <w:rPr>
+          <w:rFonts w:ascii="Calibri" w:hAnsi="Calibri" w:cs="Calibri"/>
+          <w:sz w:val="34"/>
+          <w:szCs w:val="34"/>
         </w:rPr>
         <w:t>Common Interpreter Variations:</w:t>
       </w:r>
@@ -660,15 +660,15 @@
         <w:jc w:val="both"/>
         <w:rPr>
           <w:rFonts w:ascii="Calibri" w:hAnsi="Calibri" w:cs="Calibri"/>
-          <w:sz w:val="36"/>
-          <w:szCs w:val="36"/>
-        </w:rPr>
-      </w:pPr>
-      <w:r>
-        <w:rPr>
-          <w:rFonts w:ascii="Calibri" w:hAnsi="Calibri" w:cs="Calibri"/>
-          <w:sz w:val="36"/>
-          <w:szCs w:val="36"/>
+          <w:sz w:val="34"/>
+          <w:szCs w:val="34"/>
+        </w:rPr>
+      </w:pPr>
+      <w:r>
+        <w:rPr>
+          <w:rFonts w:ascii="Calibri" w:hAnsi="Calibri" w:cs="Calibri"/>
+          <w:sz w:val="34"/>
+          <w:szCs w:val="34"/>
         </w:rPr>
         <w:t># There are different engines or interpreters for varied development goals:</w:t>
       </w:r>
@@ -683,8 +683,8 @@
         <w:jc w:val="both"/>
         <w:rPr>
           <w:rFonts w:ascii="Calibri" w:hAnsi="Calibri" w:cs="Calibri"/>
-          <w:sz w:val="36"/>
-          <w:szCs w:val="36"/>
+          <w:sz w:val="34"/>
+          <w:szCs w:val="34"/>
         </w:rPr>
       </w:pPr>
       <w:proofErr w:type="spellStart"/>
@@ -693,8 +693,8 @@
           <w:rFonts w:ascii="Calibri" w:hAnsi="Calibri" w:cs="Calibri"/>
           <w:b/>
           <w:bCs/>
-          <w:sz w:val="36"/>
-          <w:szCs w:val="36"/>
+          <w:sz w:val="34"/>
+          <w:szCs w:val="34"/>
         </w:rPr>
         <w:t>CPython</w:t>
       </w:r>
@@ -704,16 +704,16 @@
           <w:rFonts w:ascii="Calibri" w:hAnsi="Calibri" w:cs="Calibri"/>
           <w:b/>
           <w:bCs/>
-          <w:sz w:val="36"/>
-          <w:szCs w:val="36"/>
+          <w:sz w:val="34"/>
+          <w:szCs w:val="34"/>
         </w:rPr>
         <w:t xml:space="preserve">: </w:t>
       </w:r>
       <w:r>
         <w:rPr>
           <w:rFonts w:ascii="Calibri" w:hAnsi="Calibri" w:cs="Calibri"/>
-          <w:sz w:val="36"/>
-          <w:szCs w:val="36"/>
+          <w:sz w:val="34"/>
+          <w:szCs w:val="34"/>
         </w:rPr>
         <w:t>Default interpreter downloaded from Python. It is written in C and forms the foundation of standard Python setups</w:t>
       </w:r>
@@ -728,8 +728,8 @@
         <w:jc w:val="both"/>
         <w:rPr>
           <w:rFonts w:ascii="Calibri" w:hAnsi="Calibri" w:cs="Calibri"/>
-          <w:sz w:val="36"/>
-          <w:szCs w:val="36"/>
+          <w:sz w:val="34"/>
+          <w:szCs w:val="34"/>
         </w:rPr>
       </w:pPr>
       <w:proofErr w:type="spellStart"/>
@@ -738,8 +738,8 @@
           <w:rFonts w:ascii="Calibri" w:hAnsi="Calibri" w:cs="Calibri"/>
           <w:b/>
           <w:bCs/>
-          <w:sz w:val="36"/>
-          <w:szCs w:val="36"/>
+          <w:sz w:val="34"/>
+          <w:szCs w:val="34"/>
         </w:rPr>
         <w:t>PyPy</w:t>
       </w:r>
@@ -749,16 +749,16 @@
           <w:rFonts w:ascii="Calibri" w:hAnsi="Calibri" w:cs="Calibri"/>
           <w:b/>
           <w:bCs/>
-          <w:sz w:val="36"/>
-          <w:szCs w:val="36"/>
+          <w:sz w:val="34"/>
+          <w:szCs w:val="34"/>
         </w:rPr>
         <w:t>:</w:t>
       </w:r>
       <w:r>
         <w:rPr>
           <w:rFonts w:ascii="Calibri" w:hAnsi="Calibri" w:cs="Calibri"/>
-          <w:sz w:val="36"/>
-          <w:szCs w:val="36"/>
+          <w:sz w:val="34"/>
+          <w:szCs w:val="34"/>
         </w:rPr>
         <w:t xml:space="preserve"> Alternative interpreter optimized specifically for speed. It uses</w:t>
       </w:r>
@@ -767,16 +767,16 @@
           <w:rFonts w:ascii="Calibri" w:hAnsi="Calibri" w:cs="Calibri"/>
           <w:b/>
           <w:bCs/>
-          <w:sz w:val="36"/>
-          <w:szCs w:val="36"/>
+          <w:sz w:val="34"/>
+          <w:szCs w:val="34"/>
         </w:rPr>
         <w:t xml:space="preserve"> JIT</w:t>
       </w:r>
       <w:r>
         <w:rPr>
           <w:rFonts w:ascii="Calibri" w:hAnsi="Calibri" w:cs="Calibri"/>
-          <w:sz w:val="36"/>
-          <w:szCs w:val="36"/>
+          <w:sz w:val="34"/>
+          <w:szCs w:val="34"/>
         </w:rPr>
         <w:t xml:space="preserve"> (Just in Time compilation) to run scripts faster</w:t>
       </w:r>
@@ -791,8 +791,8 @@
         <w:jc w:val="both"/>
         <w:rPr>
           <w:rFonts w:ascii="Calibri" w:hAnsi="Calibri" w:cs="Calibri"/>
-          <w:sz w:val="36"/>
-          <w:szCs w:val="36"/>
+          <w:sz w:val="34"/>
+          <w:szCs w:val="34"/>
         </w:rPr>
       </w:pPr>
       <w:proofErr w:type="spellStart"/>
@@ -801,8 +801,8 @@
           <w:rFonts w:ascii="Calibri" w:hAnsi="Calibri" w:cs="Calibri"/>
           <w:b/>
           <w:bCs/>
-          <w:sz w:val="36"/>
-          <w:szCs w:val="36"/>
+          <w:sz w:val="34"/>
+          <w:szCs w:val="34"/>
         </w:rPr>
         <w:t>MicroPython</w:t>
       </w:r>
@@ -812,16 +812,16 @@
           <w:rFonts w:ascii="Calibri" w:hAnsi="Calibri" w:cs="Calibri"/>
           <w:b/>
           <w:bCs/>
-          <w:sz w:val="36"/>
-          <w:szCs w:val="36"/>
+          <w:sz w:val="34"/>
+          <w:szCs w:val="34"/>
         </w:rPr>
         <w:t>:</w:t>
       </w:r>
       <w:r>
         <w:rPr>
           <w:rFonts w:ascii="Calibri" w:hAnsi="Calibri" w:cs="Calibri"/>
-          <w:sz w:val="36"/>
-          <w:szCs w:val="36"/>
+          <w:sz w:val="34"/>
+          <w:szCs w:val="34"/>
         </w:rPr>
         <w:t xml:space="preserve"> A heavily stripped-down, lean version of the interpreter built specifically to control microcontrollers and small hardware systems</w:t>
       </w:r>
@@ -836,8 +836,8 @@
         <w:jc w:val="both"/>
         <w:rPr>
           <w:rFonts w:ascii="Calibri" w:hAnsi="Calibri" w:cs="Calibri"/>
-          <w:sz w:val="36"/>
-          <w:szCs w:val="36"/>
+          <w:sz w:val="34"/>
+          <w:szCs w:val="34"/>
         </w:rPr>
       </w:pPr>
       <w:proofErr w:type="spellStart"/>
@@ -846,10 +846,9 @@
           <w:rFonts w:ascii="Calibri" w:hAnsi="Calibri" w:cs="Calibri"/>
           <w:b/>
           <w:bCs/>
-          <w:sz w:val="36"/>
-          <w:szCs w:val="36"/>
-        </w:rPr>
-        <w:lastRenderedPageBreak/>
+          <w:sz w:val="34"/>
+          <w:szCs w:val="34"/>
+        </w:rPr>
         <w:t>Jython</w:t>
       </w:r>
       <w:proofErr w:type="spellEnd"/>
@@ -858,8 +857,8 @@
           <w:rFonts w:ascii="Calibri" w:hAnsi="Calibri" w:cs="Calibri"/>
           <w:b/>
           <w:bCs/>
-          <w:sz w:val="36"/>
-          <w:szCs w:val="36"/>
+          <w:sz w:val="34"/>
+          <w:szCs w:val="34"/>
         </w:rPr>
         <w:t>/</w:t>
       </w:r>
@@ -869,8 +868,8 @@
           <w:rFonts w:ascii="Calibri" w:hAnsi="Calibri" w:cs="Calibri"/>
           <w:b/>
           <w:bCs/>
-          <w:sz w:val="36"/>
-          <w:szCs w:val="36"/>
+          <w:sz w:val="34"/>
+          <w:szCs w:val="34"/>
         </w:rPr>
         <w:t>IronPython</w:t>
       </w:r>
@@ -880,16 +879,16 @@
           <w:rFonts w:ascii="Calibri" w:hAnsi="Calibri" w:cs="Calibri"/>
           <w:b/>
           <w:bCs/>
-          <w:sz w:val="36"/>
-          <w:szCs w:val="36"/>
+          <w:sz w:val="34"/>
+          <w:szCs w:val="34"/>
         </w:rPr>
         <w:t>:</w:t>
       </w:r>
       <w:r>
         <w:rPr>
           <w:rFonts w:ascii="Calibri" w:hAnsi="Calibri" w:cs="Calibri"/>
-          <w:sz w:val="36"/>
-          <w:szCs w:val="36"/>
+          <w:sz w:val="34"/>
+          <w:szCs w:val="34"/>
         </w:rPr>
         <w:t xml:space="preserve"> Specialized variations designed to run on the Java platform or integrate natively with Microsoft’s .NET framework</w:t>
       </w:r>
@@ -899,8 +898,8 @@
         <w:jc w:val="both"/>
         <w:rPr>
           <w:rFonts w:ascii="Calibri" w:hAnsi="Calibri" w:cs="Calibri"/>
-          <w:sz w:val="36"/>
-          <w:szCs w:val="36"/>
+          <w:sz w:val="34"/>
+          <w:szCs w:val="34"/>
         </w:rPr>
       </w:pPr>
     </w:p>
@@ -909,15 +908,15 @@
         <w:jc w:val="center"/>
         <w:rPr>
           <w:rFonts w:ascii="Calibri" w:hAnsi="Calibri" w:cs="Calibri"/>
-          <w:sz w:val="36"/>
-          <w:szCs w:val="36"/>
-        </w:rPr>
-      </w:pPr>
-      <w:r>
-        <w:rPr>
-          <w:rFonts w:ascii="Calibri" w:hAnsi="Calibri" w:cs="Calibri"/>
-          <w:sz w:val="36"/>
-          <w:szCs w:val="36"/>
+          <w:sz w:val="34"/>
+          <w:szCs w:val="34"/>
+        </w:rPr>
+      </w:pPr>
+      <w:r>
+        <w:rPr>
+          <w:rFonts w:ascii="Calibri" w:hAnsi="Calibri" w:cs="Calibri"/>
+          <w:sz w:val="34"/>
+          <w:szCs w:val="34"/>
         </w:rPr>
         <w:t>Break</w:t>
       </w:r>
@@ -927,18 +926,18 @@
         <w:jc w:val="both"/>
         <w:rPr>
           <w:rFonts w:ascii="Calibri" w:hAnsi="Calibri" w:cs="Calibri"/>
-          <w:sz w:val="36"/>
-          <w:szCs w:val="36"/>
-        </w:rPr>
-      </w:pPr>
-    </w:p>
-    <w:p>
-      <w:pPr>
-        <w:jc w:val="both"/>
-        <w:rPr>
-          <w:rFonts w:ascii="Calibri" w:hAnsi="Calibri" w:cs="Calibri"/>
-          <w:sz w:val="36"/>
-          <w:szCs w:val="36"/>
+          <w:sz w:val="34"/>
+          <w:szCs w:val="34"/>
+        </w:rPr>
+      </w:pPr>
+    </w:p>
+    <w:p>
+      <w:pPr>
+        <w:jc w:val="both"/>
+        <w:rPr>
+          <w:rFonts w:ascii="Calibri" w:hAnsi="Calibri" w:cs="Calibri"/>
+          <w:sz w:val="34"/>
+          <w:szCs w:val="34"/>
         </w:rPr>
       </w:pPr>
     </w:p>

--- a/python/p8_python_extras_of_basic.docx
+++ b/python/p8_python_extras_of_basic.docx
@@ -6,14 +6,14 @@
       <w:pPr>
         <w:jc w:val="center"/>
         <w:rPr>
-          <w:rFonts w:ascii="Calibri" w:hAnsi="Calibri" w:cs="Calibri"/>
-          <w:sz w:val="34"/>
-          <w:szCs w:val="34"/>
-        </w:rPr>
-      </w:pPr>
-      <w:r>
-        <w:rPr>
-          <w:rFonts w:ascii="Calibri" w:hAnsi="Calibri" w:cs="Calibri"/>
+          <w:rFonts w:ascii="Carlito" w:hAnsi="Carlito" w:cs="Carlito"/>
+          <w:sz w:val="34"/>
+          <w:szCs w:val="34"/>
+        </w:rPr>
+      </w:pPr>
+      <w:r>
+        <w:rPr>
+          <w:rFonts w:ascii="Carlito" w:hAnsi="Carlito" w:cs="Carlito"/>
           <w:b/>
           <w:bCs/>
           <w:sz w:val="42"/>
@@ -31,16 +31,16 @@
         </w:numPr>
         <w:jc w:val="both"/>
         <w:rPr>
-          <w:rFonts w:ascii="Calibri" w:hAnsi="Calibri" w:cs="Calibri"/>
-          <w:sz w:val="32"/>
-          <w:szCs w:val="32"/>
-        </w:rPr>
-      </w:pPr>
-      <w:r>
-        <w:rPr>
-          <w:rFonts w:ascii="Calibri" w:hAnsi="Calibri" w:cs="Calibri"/>
-          <w:sz w:val="32"/>
-          <w:szCs w:val="32"/>
+          <w:rFonts w:ascii="Carlito" w:hAnsi="Carlito" w:cs="Carlito"/>
+          <w:sz w:val="34"/>
+          <w:szCs w:val="34"/>
+        </w:rPr>
+      </w:pPr>
+      <w:r>
+        <w:rPr>
+          <w:rFonts w:ascii="Carlito" w:hAnsi="Carlito" w:cs="Carlito"/>
+          <w:sz w:val="34"/>
+          <w:szCs w:val="34"/>
         </w:rPr>
         <w:t>Python Interpreter……………………………………………………………2</w:t>
       </w:r>
@@ -49,44 +49,44 @@
       <w:pPr>
         <w:jc w:val="both"/>
         <w:rPr>
-          <w:rFonts w:ascii="Calibri" w:hAnsi="Calibri" w:cs="Calibri"/>
-          <w:sz w:val="32"/>
-          <w:szCs w:val="32"/>
-        </w:rPr>
-      </w:pPr>
-    </w:p>
-    <w:p>
-      <w:pPr>
-        <w:jc w:val="both"/>
-        <w:rPr>
-          <w:rFonts w:ascii="Calibri" w:hAnsi="Calibri" w:cs="Calibri"/>
-          <w:sz w:val="32"/>
-          <w:szCs w:val="32"/>
-        </w:rPr>
-      </w:pPr>
-    </w:p>
-    <w:p>
-      <w:pPr>
-        <w:jc w:val="both"/>
-        <w:rPr>
-          <w:rFonts w:ascii="Calibri" w:hAnsi="Calibri" w:cs="Calibri"/>
-          <w:b/>
-          <w:bCs/>
-          <w:sz w:val="34"/>
-          <w:szCs w:val="34"/>
-        </w:rPr>
-      </w:pPr>
-      <w:r>
-        <w:rPr>
-          <w:rFonts w:ascii="Calibri" w:hAnsi="Calibri" w:cs="Calibri"/>
-          <w:sz w:val="34"/>
-          <w:szCs w:val="34"/>
+          <w:rFonts w:ascii="Carlito" w:hAnsi="Carlito" w:cs="Carlito"/>
+          <w:sz w:val="34"/>
+          <w:szCs w:val="34"/>
+        </w:rPr>
+      </w:pPr>
+    </w:p>
+    <w:p>
+      <w:pPr>
+        <w:jc w:val="both"/>
+        <w:rPr>
+          <w:rFonts w:ascii="Carlito" w:hAnsi="Carlito" w:cs="Carlito"/>
+          <w:sz w:val="34"/>
+          <w:szCs w:val="34"/>
+        </w:rPr>
+      </w:pPr>
+    </w:p>
+    <w:p>
+      <w:pPr>
+        <w:jc w:val="both"/>
+        <w:rPr>
+          <w:rFonts w:ascii="Carlito" w:hAnsi="Carlito" w:cs="Carlito"/>
+          <w:b/>
+          <w:bCs/>
+          <w:sz w:val="34"/>
+          <w:szCs w:val="34"/>
+        </w:rPr>
+      </w:pPr>
+      <w:r>
+        <w:rPr>
+          <w:rFonts w:ascii="Carlito" w:hAnsi="Carlito" w:cs="Carlito"/>
+          <w:sz w:val="36"/>
+          <w:szCs w:val="36"/>
         </w:rPr>
         <w:br w:type="page"/>
       </w:r>
       <w:r>
         <w:rPr>
-          <w:rFonts w:ascii="Calibri" w:hAnsi="Calibri" w:cs="Calibri"/>
+          <w:rFonts w:ascii="Carlito" w:hAnsi="Carlito" w:cs="Carlito"/>
           <w:b/>
           <w:bCs/>
           <w:sz w:val="34"/>
@@ -100,14 +100,14 @@
       <w:pPr>
         <w:jc w:val="both"/>
         <w:rPr>
-          <w:rFonts w:ascii="Calibri" w:hAnsi="Calibri" w:cs="Calibri"/>
-          <w:sz w:val="34"/>
-          <w:szCs w:val="34"/>
-        </w:rPr>
-      </w:pPr>
-      <w:r>
-        <w:rPr>
-          <w:rFonts w:ascii="Calibri" w:hAnsi="Calibri" w:cs="Calibri"/>
+          <w:rFonts w:ascii="Carlito" w:hAnsi="Carlito" w:cs="Carlito"/>
+          <w:sz w:val="34"/>
+          <w:szCs w:val="34"/>
+        </w:rPr>
+      </w:pPr>
+      <w:r>
+        <w:rPr>
+          <w:rFonts w:ascii="Carlito" w:hAnsi="Carlito" w:cs="Carlito"/>
           <w:sz w:val="34"/>
           <w:szCs w:val="34"/>
         </w:rPr>
@@ -115,7 +115,7 @@
       </w:r>
       <w:r>
         <w:rPr>
-          <w:rFonts w:ascii="Calibri" w:hAnsi="Calibri" w:cs="Calibri"/>
+          <w:rFonts w:ascii="Carlito" w:hAnsi="Carlito" w:cs="Carlito"/>
           <w:sz w:val="34"/>
           <w:szCs w:val="34"/>
         </w:rPr>
@@ -123,7 +123,7 @@
       </w:r>
       <w:r>
         <w:rPr>
-          <w:rFonts w:ascii="Calibri" w:hAnsi="Calibri" w:cs="Calibri"/>
+          <w:rFonts w:ascii="Carlito" w:hAnsi="Carlito" w:cs="Carlito"/>
           <w:sz w:val="34"/>
           <w:szCs w:val="34"/>
         </w:rPr>
@@ -134,14 +134,14 @@
       <w:pPr>
         <w:jc w:val="both"/>
         <w:rPr>
-          <w:rFonts w:ascii="Calibri" w:hAnsi="Calibri" w:cs="Calibri"/>
-          <w:sz w:val="34"/>
-          <w:szCs w:val="34"/>
-        </w:rPr>
-      </w:pPr>
-      <w:r>
-        <w:rPr>
-          <w:rFonts w:ascii="Calibri" w:hAnsi="Calibri" w:cs="Calibri"/>
+          <w:rFonts w:ascii="Carlito" w:hAnsi="Carlito" w:cs="Carlito"/>
+          <w:sz w:val="34"/>
+          <w:szCs w:val="34"/>
+        </w:rPr>
+      </w:pPr>
+      <w:r>
+        <w:rPr>
+          <w:rFonts w:ascii="Carlito" w:hAnsi="Carlito" w:cs="Carlito"/>
           <w:sz w:val="34"/>
           <w:szCs w:val="34"/>
         </w:rPr>
@@ -149,7 +149,7 @@
       </w:r>
       <w:r>
         <w:rPr>
-          <w:rFonts w:ascii="Calibri" w:hAnsi="Calibri" w:cs="Calibri"/>
+          <w:rFonts w:ascii="Carlito" w:hAnsi="Carlito" w:cs="Carlito"/>
           <w:b/>
           <w:bCs/>
           <w:sz w:val="34"/>
@@ -159,7 +159,7 @@
       </w:r>
       <w:r>
         <w:rPr>
-          <w:rFonts w:ascii="Calibri" w:hAnsi="Calibri" w:cs="Calibri"/>
+          <w:rFonts w:ascii="Carlito" w:hAnsi="Carlito" w:cs="Carlito"/>
           <w:sz w:val="34"/>
           <w:szCs w:val="34"/>
         </w:rPr>
@@ -170,14 +170,14 @@
       <w:pPr>
         <w:jc w:val="both"/>
         <w:rPr>
-          <w:rFonts w:ascii="Calibri" w:hAnsi="Calibri" w:cs="Calibri"/>
-          <w:sz w:val="34"/>
-          <w:szCs w:val="34"/>
-        </w:rPr>
-      </w:pPr>
-      <w:r>
-        <w:rPr>
-          <w:rFonts w:ascii="Calibri" w:hAnsi="Calibri" w:cs="Calibri"/>
+          <w:rFonts w:ascii="Carlito" w:hAnsi="Carlito" w:cs="Carlito"/>
+          <w:sz w:val="34"/>
+          <w:szCs w:val="34"/>
+        </w:rPr>
+      </w:pPr>
+      <w:r>
+        <w:rPr>
+          <w:rFonts w:ascii="Carlito" w:hAnsi="Carlito" w:cs="Carlito"/>
           <w:sz w:val="34"/>
           <w:szCs w:val="34"/>
         </w:rPr>
@@ -188,24 +188,24 @@
       <w:pPr>
         <w:jc w:val="both"/>
         <w:rPr>
-          <w:rFonts w:ascii="Calibri" w:hAnsi="Calibri" w:cs="Calibri"/>
-          <w:sz w:val="34"/>
-          <w:szCs w:val="34"/>
-        </w:rPr>
-      </w:pPr>
-    </w:p>
-    <w:p>
-      <w:pPr>
-        <w:jc w:val="both"/>
-        <w:rPr>
-          <w:rFonts w:ascii="Calibri" w:hAnsi="Calibri" w:cs="Calibri"/>
-          <w:sz w:val="34"/>
-          <w:szCs w:val="34"/>
-        </w:rPr>
-      </w:pPr>
-      <w:r>
-        <w:rPr>
-          <w:rFonts w:ascii="Calibri" w:hAnsi="Calibri" w:cs="Calibri"/>
+          <w:rFonts w:ascii="Carlito" w:hAnsi="Carlito" w:cs="Carlito"/>
+          <w:sz w:val="34"/>
+          <w:szCs w:val="34"/>
+        </w:rPr>
+      </w:pPr>
+    </w:p>
+    <w:p>
+      <w:pPr>
+        <w:jc w:val="both"/>
+        <w:rPr>
+          <w:rFonts w:ascii="Carlito" w:hAnsi="Carlito" w:cs="Carlito"/>
+          <w:sz w:val="34"/>
+          <w:szCs w:val="34"/>
+        </w:rPr>
+      </w:pPr>
+      <w:r>
+        <w:rPr>
+          <w:rFonts w:ascii="Carlito" w:hAnsi="Carlito" w:cs="Carlito"/>
           <w:sz w:val="34"/>
           <w:szCs w:val="34"/>
         </w:rPr>
@@ -216,14 +216,14 @@
       <w:pPr>
         <w:jc w:val="both"/>
         <w:rPr>
-          <w:rFonts w:ascii="Calibri" w:hAnsi="Calibri" w:cs="Calibri"/>
-          <w:sz w:val="34"/>
-          <w:szCs w:val="34"/>
-        </w:rPr>
-      </w:pPr>
-      <w:r>
-        <w:rPr>
-          <w:rFonts w:ascii="Calibri" w:hAnsi="Calibri" w:cs="Calibri"/>
+          <w:rFonts w:ascii="Carlito" w:hAnsi="Carlito" w:cs="Carlito"/>
+          <w:sz w:val="34"/>
+          <w:szCs w:val="34"/>
+        </w:rPr>
+      </w:pPr>
+      <w:r>
+        <w:rPr>
+          <w:rFonts w:ascii="Carlito" w:hAnsi="Carlito" w:cs="Carlito"/>
           <w:sz w:val="34"/>
           <w:szCs w:val="34"/>
         </w:rPr>
@@ -239,14 +239,14 @@
         </w:numPr>
         <w:jc w:val="both"/>
         <w:rPr>
-          <w:rFonts w:ascii="Calibri" w:hAnsi="Calibri" w:cs="Calibri"/>
-          <w:sz w:val="34"/>
-          <w:szCs w:val="34"/>
-        </w:rPr>
-      </w:pPr>
-      <w:r>
-        <w:rPr>
-          <w:rFonts w:ascii="Calibri" w:hAnsi="Calibri" w:cs="Calibri"/>
+          <w:rFonts w:ascii="Carlito" w:hAnsi="Carlito" w:cs="Carlito"/>
+          <w:sz w:val="34"/>
+          <w:szCs w:val="34"/>
+        </w:rPr>
+      </w:pPr>
+      <w:r>
+        <w:rPr>
+          <w:rFonts w:ascii="Carlito" w:hAnsi="Carlito" w:cs="Carlito"/>
           <w:b/>
           <w:bCs/>
           <w:sz w:val="34"/>
@@ -257,7 +257,7 @@
       <w:proofErr w:type="spellStart"/>
       <w:r>
         <w:rPr>
-          <w:rFonts w:ascii="Calibri" w:hAnsi="Calibri" w:cs="Calibri"/>
+          <w:rFonts w:ascii="Carlito" w:hAnsi="Carlito" w:cs="Carlito"/>
           <w:b/>
           <w:bCs/>
           <w:sz w:val="34"/>
@@ -268,7 +268,7 @@
       <w:proofErr w:type="spellEnd"/>
       <w:r>
         <w:rPr>
-          <w:rFonts w:ascii="Calibri" w:hAnsi="Calibri" w:cs="Calibri"/>
+          <w:rFonts w:ascii="Carlito" w:hAnsi="Carlito" w:cs="Carlito"/>
           <w:b/>
           <w:bCs/>
           <w:sz w:val="34"/>
@@ -278,7 +278,7 @@
       </w:r>
       <w:r>
         <w:rPr>
-          <w:rFonts w:ascii="Calibri" w:hAnsi="Calibri" w:cs="Calibri"/>
+          <w:rFonts w:ascii="Carlito" w:hAnsi="Carlito" w:cs="Carlito"/>
           <w:sz w:val="34"/>
           <w:szCs w:val="34"/>
         </w:rPr>
@@ -286,7 +286,7 @@
       </w:r>
       <w:r>
         <w:rPr>
-          <w:rFonts w:ascii="Calibri" w:hAnsi="Calibri" w:cs="Calibri"/>
+          <w:rFonts w:ascii="Carlito" w:hAnsi="Carlito" w:cs="Carlito"/>
           <w:sz w:val="34"/>
           <w:szCs w:val="34"/>
         </w:rPr>
@@ -302,14 +302,14 @@
         </w:numPr>
         <w:jc w:val="both"/>
         <w:rPr>
-          <w:rFonts w:ascii="Calibri" w:hAnsi="Calibri" w:cs="Calibri"/>
-          <w:sz w:val="34"/>
-          <w:szCs w:val="34"/>
-        </w:rPr>
-      </w:pPr>
-      <w:r>
-        <w:rPr>
-          <w:rFonts w:ascii="Calibri" w:hAnsi="Calibri" w:cs="Calibri"/>
+          <w:rFonts w:ascii="Carlito" w:hAnsi="Carlito" w:cs="Carlito"/>
+          <w:sz w:val="34"/>
+          <w:szCs w:val="34"/>
+        </w:rPr>
+      </w:pPr>
+      <w:r>
+        <w:rPr>
+          <w:rFonts w:ascii="Carlito" w:hAnsi="Carlito" w:cs="Carlito"/>
           <w:b/>
           <w:bCs/>
           <w:sz w:val="34"/>
@@ -319,7 +319,7 @@
       </w:r>
       <w:r>
         <w:rPr>
-          <w:rFonts w:ascii="Calibri" w:hAnsi="Calibri" w:cs="Calibri"/>
+          <w:rFonts w:ascii="Carlito" w:hAnsi="Carlito" w:cs="Carlito"/>
           <w:sz w:val="34"/>
           <w:szCs w:val="34"/>
         </w:rPr>
@@ -327,7 +327,7 @@
       </w:r>
       <w:r>
         <w:rPr>
-          <w:rFonts w:ascii="Calibri" w:hAnsi="Calibri" w:cs="Calibri"/>
+          <w:rFonts w:ascii="Carlito" w:hAnsi="Carlito" w:cs="Carlito"/>
           <w:b/>
           <w:bCs/>
           <w:sz w:val="34"/>
@@ -337,7 +337,7 @@
       </w:r>
       <w:r>
         <w:rPr>
-          <w:rFonts w:ascii="Calibri" w:hAnsi="Calibri" w:cs="Calibri"/>
+          <w:rFonts w:ascii="Carlito" w:hAnsi="Carlito" w:cs="Carlito"/>
           <w:sz w:val="34"/>
           <w:szCs w:val="34"/>
         </w:rPr>
@@ -353,14 +353,14 @@
         </w:numPr>
         <w:jc w:val="both"/>
         <w:rPr>
-          <w:rFonts w:ascii="Calibri" w:hAnsi="Calibri" w:cs="Calibri"/>
-          <w:sz w:val="34"/>
-          <w:szCs w:val="34"/>
-        </w:rPr>
-      </w:pPr>
-      <w:r>
-        <w:rPr>
-          <w:rFonts w:ascii="Calibri" w:hAnsi="Calibri" w:cs="Calibri"/>
+          <w:rFonts w:ascii="Carlito" w:hAnsi="Carlito" w:cs="Carlito"/>
+          <w:sz w:val="34"/>
+          <w:szCs w:val="34"/>
+        </w:rPr>
+      </w:pPr>
+      <w:r>
+        <w:rPr>
+          <w:rFonts w:ascii="Carlito" w:hAnsi="Carlito" w:cs="Carlito"/>
           <w:b/>
           <w:bCs/>
           <w:sz w:val="34"/>
@@ -370,7 +370,7 @@
       </w:r>
       <w:r>
         <w:rPr>
-          <w:rFonts w:ascii="Calibri" w:hAnsi="Calibri" w:cs="Calibri"/>
+          <w:rFonts w:ascii="Carlito" w:hAnsi="Carlito" w:cs="Carlito"/>
           <w:sz w:val="34"/>
           <w:szCs w:val="34"/>
         </w:rPr>
@@ -378,7 +378,7 @@
       </w:r>
       <w:r>
         <w:rPr>
-          <w:rFonts w:ascii="Calibri" w:hAnsi="Calibri" w:cs="Calibri"/>
+          <w:rFonts w:ascii="Carlito" w:hAnsi="Carlito" w:cs="Carlito"/>
           <w:b/>
           <w:bCs/>
           <w:sz w:val="34"/>
@@ -388,7 +388,7 @@
       </w:r>
       <w:r>
         <w:rPr>
-          <w:rFonts w:ascii="Calibri" w:hAnsi="Calibri" w:cs="Calibri"/>
+          <w:rFonts w:ascii="Carlito" w:hAnsi="Carlito" w:cs="Carlito"/>
           <w:sz w:val="34"/>
           <w:szCs w:val="34"/>
         </w:rPr>
@@ -396,7 +396,7 @@
       </w:r>
       <w:r>
         <w:rPr>
-          <w:rFonts w:ascii="Calibri" w:hAnsi="Calibri" w:cs="Calibri"/>
+          <w:rFonts w:ascii="Carlito" w:hAnsi="Carlito" w:cs="Carlito"/>
           <w:b/>
           <w:bCs/>
           <w:sz w:val="34"/>
@@ -407,7 +407,7 @@
       <w:proofErr w:type="spellStart"/>
       <w:r>
         <w:rPr>
-          <w:rFonts w:ascii="Calibri" w:hAnsi="Calibri" w:cs="Calibri"/>
+          <w:rFonts w:ascii="Carlito" w:hAnsi="Carlito" w:cs="Carlito"/>
           <w:b/>
           <w:bCs/>
           <w:sz w:val="34"/>
@@ -418,7 +418,7 @@
       <w:proofErr w:type="spellEnd"/>
       <w:r>
         <w:rPr>
-          <w:rFonts w:ascii="Calibri" w:hAnsi="Calibri" w:cs="Calibri"/>
+          <w:rFonts w:ascii="Carlito" w:hAnsi="Carlito" w:cs="Carlito"/>
           <w:sz w:val="34"/>
           <w:szCs w:val="34"/>
         </w:rPr>
@@ -426,7 +426,7 @@
       </w:r>
       <w:r>
         <w:rPr>
-          <w:rFonts w:ascii="Calibri" w:hAnsi="Calibri" w:cs="Calibri"/>
+          <w:rFonts w:ascii="Carlito" w:hAnsi="Carlito" w:cs="Carlito"/>
           <w:b/>
           <w:bCs/>
           <w:sz w:val="34"/>
@@ -437,7 +437,7 @@
       <w:proofErr w:type="spellStart"/>
       <w:r>
         <w:rPr>
-          <w:rFonts w:ascii="Calibri" w:hAnsi="Calibri" w:cs="Calibri"/>
+          <w:rFonts w:ascii="Carlito" w:hAnsi="Carlito" w:cs="Carlito"/>
           <w:b/>
           <w:bCs/>
           <w:sz w:val="34"/>
@@ -448,7 +448,7 @@
       <w:proofErr w:type="spellEnd"/>
       <w:r>
         <w:rPr>
-          <w:rFonts w:ascii="Calibri" w:hAnsi="Calibri" w:cs="Calibri"/>
+          <w:rFonts w:ascii="Carlito" w:hAnsi="Carlito" w:cs="Carlito"/>
           <w:b/>
           <w:bCs/>
           <w:sz w:val="34"/>
@@ -458,7 +458,7 @@
       </w:r>
       <w:r>
         <w:rPr>
-          <w:rFonts w:ascii="Calibri" w:hAnsi="Calibri" w:cs="Calibri"/>
+          <w:rFonts w:ascii="Carlito" w:hAnsi="Carlito" w:cs="Carlito"/>
           <w:sz w:val="34"/>
           <w:szCs w:val="34"/>
         </w:rPr>
@@ -474,14 +474,14 @@
         </w:numPr>
         <w:jc w:val="both"/>
         <w:rPr>
-          <w:rFonts w:ascii="Calibri" w:hAnsi="Calibri" w:cs="Calibri"/>
-          <w:sz w:val="34"/>
-          <w:szCs w:val="34"/>
-        </w:rPr>
-      </w:pPr>
-      <w:r>
-        <w:rPr>
-          <w:rFonts w:ascii="Calibri" w:hAnsi="Calibri" w:cs="Calibri"/>
+          <w:rFonts w:ascii="Carlito" w:hAnsi="Carlito" w:cs="Carlito"/>
+          <w:sz w:val="34"/>
+          <w:szCs w:val="34"/>
+        </w:rPr>
+      </w:pPr>
+      <w:r>
+        <w:rPr>
+          <w:rFonts w:ascii="Carlito" w:hAnsi="Carlito" w:cs="Carlito"/>
           <w:b/>
           <w:bCs/>
           <w:sz w:val="34"/>
@@ -491,7 +491,7 @@
       </w:r>
       <w:r>
         <w:rPr>
-          <w:rFonts w:ascii="Calibri" w:hAnsi="Calibri" w:cs="Calibri"/>
+          <w:rFonts w:ascii="Carlito" w:hAnsi="Carlito" w:cs="Carlito"/>
           <w:sz w:val="34"/>
           <w:szCs w:val="34"/>
         </w:rPr>
@@ -502,24 +502,24 @@
       <w:pPr>
         <w:jc w:val="both"/>
         <w:rPr>
-          <w:rFonts w:ascii="Calibri" w:hAnsi="Calibri" w:cs="Calibri"/>
-          <w:sz w:val="34"/>
-          <w:szCs w:val="34"/>
-        </w:rPr>
-      </w:pPr>
-    </w:p>
-    <w:p>
-      <w:pPr>
-        <w:jc w:val="both"/>
-        <w:rPr>
-          <w:rFonts w:ascii="Calibri" w:hAnsi="Calibri" w:cs="Calibri"/>
-          <w:sz w:val="34"/>
-          <w:szCs w:val="34"/>
-        </w:rPr>
-      </w:pPr>
-      <w:r>
-        <w:rPr>
-          <w:rFonts w:ascii="Calibri" w:hAnsi="Calibri" w:cs="Calibri"/>
+          <w:rFonts w:ascii="Carlito" w:hAnsi="Carlito" w:cs="Carlito"/>
+          <w:sz w:val="34"/>
+          <w:szCs w:val="34"/>
+        </w:rPr>
+      </w:pPr>
+    </w:p>
+    <w:p>
+      <w:pPr>
+        <w:jc w:val="both"/>
+        <w:rPr>
+          <w:rFonts w:ascii="Carlito" w:hAnsi="Carlito" w:cs="Carlito"/>
+          <w:sz w:val="34"/>
+          <w:szCs w:val="34"/>
+        </w:rPr>
+      </w:pPr>
+      <w:r>
+        <w:rPr>
+          <w:rFonts w:ascii="Carlito" w:hAnsi="Carlito" w:cs="Carlito"/>
           <w:sz w:val="34"/>
           <w:szCs w:val="34"/>
         </w:rPr>
@@ -530,14 +530,14 @@
       <w:pPr>
         <w:jc w:val="both"/>
         <w:rPr>
-          <w:rFonts w:ascii="Calibri" w:hAnsi="Calibri" w:cs="Calibri"/>
-          <w:sz w:val="34"/>
-          <w:szCs w:val="34"/>
-        </w:rPr>
-      </w:pPr>
-      <w:r>
-        <w:rPr>
-          <w:rFonts w:ascii="Calibri" w:hAnsi="Calibri" w:cs="Calibri"/>
+          <w:rFonts w:ascii="Carlito" w:hAnsi="Carlito" w:cs="Carlito"/>
+          <w:sz w:val="34"/>
+          <w:szCs w:val="34"/>
+        </w:rPr>
+      </w:pPr>
+      <w:r>
+        <w:rPr>
+          <w:rFonts w:ascii="Carlito" w:hAnsi="Carlito" w:cs="Carlito"/>
           <w:sz w:val="34"/>
           <w:szCs w:val="34"/>
         </w:rPr>
@@ -554,14 +554,14 @@
         </w:numPr>
         <w:jc w:val="both"/>
         <w:rPr>
-          <w:rFonts w:ascii="Calibri" w:hAnsi="Calibri" w:cs="Calibri"/>
-          <w:sz w:val="34"/>
-          <w:szCs w:val="34"/>
-        </w:rPr>
-      </w:pPr>
-      <w:r>
-        <w:rPr>
-          <w:rFonts w:ascii="Calibri" w:hAnsi="Calibri" w:cs="Calibri"/>
+          <w:rFonts w:ascii="Carlito" w:hAnsi="Carlito" w:cs="Carlito"/>
+          <w:sz w:val="34"/>
+          <w:szCs w:val="34"/>
+        </w:rPr>
+      </w:pPr>
+      <w:r>
+        <w:rPr>
+          <w:rFonts w:ascii="Carlito" w:hAnsi="Carlito" w:cs="Carlito"/>
           <w:b/>
           <w:bCs/>
           <w:sz w:val="34"/>
@@ -571,7 +571,7 @@
       </w:r>
       <w:r>
         <w:rPr>
-          <w:rFonts w:ascii="Calibri" w:hAnsi="Calibri" w:cs="Calibri"/>
+          <w:rFonts w:ascii="Carlito" w:hAnsi="Carlito" w:cs="Carlito"/>
           <w:sz w:val="34"/>
           <w:szCs w:val="34"/>
         </w:rPr>
@@ -579,7 +579,7 @@
       </w:r>
       <w:r>
         <w:rPr>
-          <w:rFonts w:ascii="Calibri" w:hAnsi="Calibri" w:cs="Calibri"/>
+          <w:rFonts w:ascii="Carlito" w:hAnsi="Carlito" w:cs="Carlito"/>
           <w:sz w:val="34"/>
           <w:szCs w:val="34"/>
         </w:rPr>
@@ -595,14 +595,14 @@
         </w:numPr>
         <w:jc w:val="both"/>
         <w:rPr>
-          <w:rFonts w:ascii="Calibri" w:hAnsi="Calibri" w:cs="Calibri"/>
-          <w:sz w:val="34"/>
-          <w:szCs w:val="34"/>
-        </w:rPr>
-      </w:pPr>
-      <w:r>
-        <w:rPr>
-          <w:rFonts w:ascii="Calibri" w:hAnsi="Calibri" w:cs="Calibri"/>
+          <w:rFonts w:ascii="Carlito" w:hAnsi="Carlito" w:cs="Carlito"/>
+          <w:sz w:val="34"/>
+          <w:szCs w:val="34"/>
+        </w:rPr>
+      </w:pPr>
+      <w:r>
+        <w:rPr>
+          <w:rFonts w:ascii="Carlito" w:hAnsi="Carlito" w:cs="Carlito"/>
           <w:b/>
           <w:bCs/>
           <w:sz w:val="34"/>
@@ -612,7 +612,7 @@
       </w:r>
       <w:r>
         <w:rPr>
-          <w:rFonts w:ascii="Calibri" w:hAnsi="Calibri" w:cs="Calibri"/>
+          <w:rFonts w:ascii="Carlito" w:hAnsi="Carlito" w:cs="Carlito"/>
           <w:sz w:val="34"/>
           <w:szCs w:val="34"/>
         </w:rPr>
@@ -620,7 +620,7 @@
       </w:r>
       <w:r>
         <w:rPr>
-          <w:rFonts w:ascii="Calibri" w:hAnsi="Calibri" w:cs="Calibri"/>
+          <w:rFonts w:ascii="Carlito" w:hAnsi="Carlito" w:cs="Carlito"/>
           <w:sz w:val="34"/>
           <w:szCs w:val="34"/>
         </w:rPr>
@@ -631,24 +631,24 @@
       <w:pPr>
         <w:jc w:val="both"/>
         <w:rPr>
-          <w:rFonts w:ascii="Calibri" w:hAnsi="Calibri" w:cs="Calibri"/>
-          <w:sz w:val="34"/>
-          <w:szCs w:val="34"/>
-        </w:rPr>
-      </w:pPr>
-    </w:p>
-    <w:p>
-      <w:pPr>
-        <w:jc w:val="both"/>
-        <w:rPr>
-          <w:rFonts w:ascii="Calibri" w:hAnsi="Calibri" w:cs="Calibri"/>
-          <w:sz w:val="34"/>
-          <w:szCs w:val="34"/>
-        </w:rPr>
-      </w:pPr>
-      <w:r>
-        <w:rPr>
-          <w:rFonts w:ascii="Calibri" w:hAnsi="Calibri" w:cs="Calibri"/>
+          <w:rFonts w:ascii="Carlito" w:hAnsi="Carlito" w:cs="Carlito"/>
+          <w:sz w:val="34"/>
+          <w:szCs w:val="34"/>
+        </w:rPr>
+      </w:pPr>
+    </w:p>
+    <w:p>
+      <w:pPr>
+        <w:jc w:val="both"/>
+        <w:rPr>
+          <w:rFonts w:ascii="Carlito" w:hAnsi="Carlito" w:cs="Carlito"/>
+          <w:sz w:val="34"/>
+          <w:szCs w:val="34"/>
+        </w:rPr>
+      </w:pPr>
+      <w:r>
+        <w:rPr>
+          <w:rFonts w:ascii="Carlito" w:hAnsi="Carlito" w:cs="Carlito"/>
           <w:sz w:val="34"/>
           <w:szCs w:val="34"/>
         </w:rPr>
@@ -659,14 +659,14 @@
       <w:pPr>
         <w:jc w:val="both"/>
         <w:rPr>
-          <w:rFonts w:ascii="Calibri" w:hAnsi="Calibri" w:cs="Calibri"/>
-          <w:sz w:val="34"/>
-          <w:szCs w:val="34"/>
-        </w:rPr>
-      </w:pPr>
-      <w:r>
-        <w:rPr>
-          <w:rFonts w:ascii="Calibri" w:hAnsi="Calibri" w:cs="Calibri"/>
+          <w:rFonts w:ascii="Carlito" w:hAnsi="Carlito" w:cs="Carlito"/>
+          <w:sz w:val="34"/>
+          <w:szCs w:val="34"/>
+        </w:rPr>
+      </w:pPr>
+      <w:r>
+        <w:rPr>
+          <w:rFonts w:ascii="Carlito" w:hAnsi="Carlito" w:cs="Carlito"/>
           <w:sz w:val="34"/>
           <w:szCs w:val="34"/>
         </w:rPr>
@@ -682,7 +682,7 @@
         </w:numPr>
         <w:jc w:val="both"/>
         <w:rPr>
-          <w:rFonts w:ascii="Calibri" w:hAnsi="Calibri" w:cs="Calibri"/>
+          <w:rFonts w:ascii="Carlito" w:hAnsi="Carlito" w:cs="Carlito"/>
           <w:sz w:val="34"/>
           <w:szCs w:val="34"/>
         </w:rPr>
@@ -690,7 +690,7 @@
       <w:proofErr w:type="spellStart"/>
       <w:r>
         <w:rPr>
-          <w:rFonts w:ascii="Calibri" w:hAnsi="Calibri" w:cs="Calibri"/>
+          <w:rFonts w:ascii="Carlito" w:hAnsi="Carlito" w:cs="Carlito"/>
           <w:b/>
           <w:bCs/>
           <w:sz w:val="34"/>
@@ -701,7 +701,7 @@
       <w:proofErr w:type="spellEnd"/>
       <w:r>
         <w:rPr>
-          <w:rFonts w:ascii="Calibri" w:hAnsi="Calibri" w:cs="Calibri"/>
+          <w:rFonts w:ascii="Carlito" w:hAnsi="Carlito" w:cs="Carlito"/>
           <w:b/>
           <w:bCs/>
           <w:sz w:val="34"/>
@@ -711,7 +711,7 @@
       </w:r>
       <w:r>
         <w:rPr>
-          <w:rFonts w:ascii="Calibri" w:hAnsi="Calibri" w:cs="Calibri"/>
+          <w:rFonts w:ascii="Carlito" w:hAnsi="Carlito" w:cs="Carlito"/>
           <w:sz w:val="34"/>
           <w:szCs w:val="34"/>
         </w:rPr>
@@ -727,7 +727,7 @@
         </w:numPr>
         <w:jc w:val="both"/>
         <w:rPr>
-          <w:rFonts w:ascii="Calibri" w:hAnsi="Calibri" w:cs="Calibri"/>
+          <w:rFonts w:ascii="Carlito" w:hAnsi="Carlito" w:cs="Carlito"/>
           <w:sz w:val="34"/>
           <w:szCs w:val="34"/>
         </w:rPr>
@@ -735,7 +735,7 @@
       <w:proofErr w:type="spellStart"/>
       <w:r>
         <w:rPr>
-          <w:rFonts w:ascii="Calibri" w:hAnsi="Calibri" w:cs="Calibri"/>
+          <w:rFonts w:ascii="Carlito" w:hAnsi="Carlito" w:cs="Carlito"/>
           <w:b/>
           <w:bCs/>
           <w:sz w:val="34"/>
@@ -746,7 +746,7 @@
       <w:proofErr w:type="spellEnd"/>
       <w:r>
         <w:rPr>
-          <w:rFonts w:ascii="Calibri" w:hAnsi="Calibri" w:cs="Calibri"/>
+          <w:rFonts w:ascii="Carlito" w:hAnsi="Carlito" w:cs="Carlito"/>
           <w:b/>
           <w:bCs/>
           <w:sz w:val="34"/>
@@ -756,7 +756,7 @@
       </w:r>
       <w:r>
         <w:rPr>
-          <w:rFonts w:ascii="Calibri" w:hAnsi="Calibri" w:cs="Calibri"/>
+          <w:rFonts w:ascii="Carlito" w:hAnsi="Carlito" w:cs="Carlito"/>
           <w:sz w:val="34"/>
           <w:szCs w:val="34"/>
         </w:rPr>
@@ -764,7 +764,7 @@
       </w:r>
       <w:r>
         <w:rPr>
-          <w:rFonts w:ascii="Calibri" w:hAnsi="Calibri" w:cs="Calibri"/>
+          <w:rFonts w:ascii="Carlito" w:hAnsi="Carlito" w:cs="Carlito"/>
           <w:b/>
           <w:bCs/>
           <w:sz w:val="34"/>
@@ -774,7 +774,7 @@
       </w:r>
       <w:r>
         <w:rPr>
-          <w:rFonts w:ascii="Calibri" w:hAnsi="Calibri" w:cs="Calibri"/>
+          <w:rFonts w:ascii="Carlito" w:hAnsi="Carlito" w:cs="Carlito"/>
           <w:sz w:val="34"/>
           <w:szCs w:val="34"/>
         </w:rPr>
@@ -790,7 +790,7 @@
         </w:numPr>
         <w:jc w:val="both"/>
         <w:rPr>
-          <w:rFonts w:ascii="Calibri" w:hAnsi="Calibri" w:cs="Calibri"/>
+          <w:rFonts w:ascii="Carlito" w:hAnsi="Carlito" w:cs="Carlito"/>
           <w:sz w:val="34"/>
           <w:szCs w:val="34"/>
         </w:rPr>
@@ -798,7 +798,7 @@
       <w:proofErr w:type="spellStart"/>
       <w:r>
         <w:rPr>
-          <w:rFonts w:ascii="Calibri" w:hAnsi="Calibri" w:cs="Calibri"/>
+          <w:rFonts w:ascii="Carlito" w:hAnsi="Carlito" w:cs="Carlito"/>
           <w:b/>
           <w:bCs/>
           <w:sz w:val="34"/>
@@ -809,7 +809,7 @@
       <w:proofErr w:type="spellEnd"/>
       <w:r>
         <w:rPr>
-          <w:rFonts w:ascii="Calibri" w:hAnsi="Calibri" w:cs="Calibri"/>
+          <w:rFonts w:ascii="Carlito" w:hAnsi="Carlito" w:cs="Carlito"/>
           <w:b/>
           <w:bCs/>
           <w:sz w:val="34"/>
@@ -819,7 +819,7 @@
       </w:r>
       <w:r>
         <w:rPr>
-          <w:rFonts w:ascii="Calibri" w:hAnsi="Calibri" w:cs="Calibri"/>
+          <w:rFonts w:ascii="Carlito" w:hAnsi="Carlito" w:cs="Carlito"/>
           <w:sz w:val="34"/>
           <w:szCs w:val="34"/>
         </w:rPr>
@@ -835,7 +835,7 @@
         </w:numPr>
         <w:jc w:val="both"/>
         <w:rPr>
-          <w:rFonts w:ascii="Calibri" w:hAnsi="Calibri" w:cs="Calibri"/>
+          <w:rFonts w:ascii="Carlito" w:hAnsi="Carlito" w:cs="Carlito"/>
           <w:sz w:val="34"/>
           <w:szCs w:val="34"/>
         </w:rPr>
@@ -843,7 +843,7 @@
       <w:proofErr w:type="spellStart"/>
       <w:r>
         <w:rPr>
-          <w:rFonts w:ascii="Calibri" w:hAnsi="Calibri" w:cs="Calibri"/>
+          <w:rFonts w:ascii="Carlito" w:hAnsi="Carlito" w:cs="Carlito"/>
           <w:b/>
           <w:bCs/>
           <w:sz w:val="34"/>
@@ -854,7 +854,7 @@
       <w:proofErr w:type="spellEnd"/>
       <w:r>
         <w:rPr>
-          <w:rFonts w:ascii="Calibri" w:hAnsi="Calibri" w:cs="Calibri"/>
+          <w:rFonts w:ascii="Carlito" w:hAnsi="Carlito" w:cs="Carlito"/>
           <w:b/>
           <w:bCs/>
           <w:sz w:val="34"/>
@@ -865,7 +865,7 @@
       <w:proofErr w:type="spellStart"/>
       <w:r>
         <w:rPr>
-          <w:rFonts w:ascii="Calibri" w:hAnsi="Calibri" w:cs="Calibri"/>
+          <w:rFonts w:ascii="Carlito" w:hAnsi="Carlito" w:cs="Carlito"/>
           <w:b/>
           <w:bCs/>
           <w:sz w:val="34"/>
@@ -876,7 +876,7 @@
       <w:proofErr w:type="spellEnd"/>
       <w:r>
         <w:rPr>
-          <w:rFonts w:ascii="Calibri" w:hAnsi="Calibri" w:cs="Calibri"/>
+          <w:rFonts w:ascii="Carlito" w:hAnsi="Carlito" w:cs="Carlito"/>
           <w:b/>
           <w:bCs/>
           <w:sz w:val="34"/>
@@ -886,7 +886,7 @@
       </w:r>
       <w:r>
         <w:rPr>
-          <w:rFonts w:ascii="Calibri" w:hAnsi="Calibri" w:cs="Calibri"/>
+          <w:rFonts w:ascii="Carlito" w:hAnsi="Carlito" w:cs="Carlito"/>
           <w:sz w:val="34"/>
           <w:szCs w:val="34"/>
         </w:rPr>
@@ -897,7 +897,7 @@
       <w:pPr>
         <w:jc w:val="both"/>
         <w:rPr>
-          <w:rFonts w:ascii="Calibri" w:hAnsi="Calibri" w:cs="Calibri"/>
+          <w:rFonts w:ascii="Carlito" w:hAnsi="Carlito" w:cs="Carlito"/>
           <w:sz w:val="34"/>
           <w:szCs w:val="34"/>
         </w:rPr>
@@ -907,14 +907,14 @@
       <w:pPr>
         <w:jc w:val="center"/>
         <w:rPr>
-          <w:rFonts w:ascii="Calibri" w:hAnsi="Calibri" w:cs="Calibri"/>
-          <w:sz w:val="34"/>
-          <w:szCs w:val="34"/>
-        </w:rPr>
-      </w:pPr>
-      <w:r>
-        <w:rPr>
-          <w:rFonts w:ascii="Calibri" w:hAnsi="Calibri" w:cs="Calibri"/>
+          <w:rFonts w:ascii="Carlito" w:hAnsi="Carlito" w:cs="Carlito"/>
+          <w:sz w:val="34"/>
+          <w:szCs w:val="34"/>
+        </w:rPr>
+      </w:pPr>
+      <w:r>
+        <w:rPr>
+          <w:rFonts w:ascii="Carlito" w:hAnsi="Carlito" w:cs="Carlito"/>
           <w:sz w:val="34"/>
           <w:szCs w:val="34"/>
         </w:rPr>
@@ -925,17 +925,17 @@
       <w:pPr>
         <w:jc w:val="both"/>
         <w:rPr>
-          <w:rFonts w:ascii="Calibri" w:hAnsi="Calibri" w:cs="Calibri"/>
-          <w:sz w:val="34"/>
-          <w:szCs w:val="34"/>
-        </w:rPr>
-      </w:pPr>
-    </w:p>
-    <w:p>
-      <w:pPr>
-        <w:jc w:val="both"/>
-        <w:rPr>
-          <w:rFonts w:ascii="Calibri" w:hAnsi="Calibri" w:cs="Calibri"/>
+          <w:rFonts w:ascii="Carlito" w:hAnsi="Carlito" w:cs="Carlito"/>
+          <w:sz w:val="34"/>
+          <w:szCs w:val="34"/>
+        </w:rPr>
+      </w:pPr>
+    </w:p>
+    <w:p>
+      <w:pPr>
+        <w:jc w:val="both"/>
+        <w:rPr>
+          <w:rFonts w:ascii="Carlito" w:hAnsi="Carlito" w:cs="Carlito"/>
           <w:sz w:val="34"/>
           <w:szCs w:val="34"/>
         </w:rPr>
